--- a/downloads/documents/04 Units/Unit 03 - Human Development and Relationships - Growing Up, Getting Along/Lesson 03.04 - Heredity Environment and Who I Am Becoming and Lifespan Quiz.docx
+++ b/downloads/documents/04 Units/Unit 03 - Human Development and Relationships - Growing Up, Getting Along/Lesson 03.04 - Heredity Environment and Who I Am Becoming and Lifespan Quiz.docx
@@ -365,7 +365,7 @@
         <w:t xml:space="preserve">Vocabulary 03.md</w:t>
       </w:r>
       <w:r>
-        <w:t xml:space="preserve">) for Turkish, Portuguese, and Spanish.</w:t>
+        <w:t xml:space="preserve">) for Spanish.</w:t>
       </w:r>
     </w:p>
     <w:p>
@@ -1518,7 +1518,7 @@
         <w:pStyle w:val="Compact"/>
       </w:pPr>
       <w:r>
-        <w:t xml:space="preserve">ELL: the ten sort items have picture cues; word bank on the handout for heredity, environment, family, friend, and influence in Turkish, Portuguese, and Spanish; the map can be drawn with pictures and single words; sentence starter for Part 3: "The biggest influence on me is ___ because ___." The quiz accommodations are in the quiz file (read aloud, word bank, extended time).</w:t>
+        <w:t xml:space="preserve">ELL: the ten sort items have picture cues; word bank on the handout for heredity, environment, family, friend, and influence in Spanish; the map can be drawn with pictures and single words; sentence starter for Part 3: "The biggest influence on me is ___ because ___." The quiz accommodations are in the quiz file (read aloud, word bank, extended time).</w:t>
       </w:r>
     </w:p>
     <w:p>
